--- a/МеРЗЗ_Лб2_СПм-24-2_Бакулін.docx
+++ b/МеРЗЗ_Лб2_СПм-24-2_Бакулін.docx
@@ -667,7 +667,7 @@
           <w:szCs w:val="28"/>
           <w:lang w:val="ru-RU"/>
         </w:rPr>
-        <w:t>-</w:t>
+        <w:t>–</w:t>
       </w:r>
       <w:r>
         <w:rPr>
@@ -705,16 +705,61 @@
           <w:szCs w:val="28"/>
           <w:lang w:val="uk-UA"/>
         </w:rPr>
-        <w:t xml:space="preserve"> - інтерпретація -</w:t>
-      </w:r>
-      <w:r>
-        <w:rPr>
-          <w:rFonts w:ascii="Times New Roman" w:hAnsi="Times New Roman" w:cs="Times New Roman"/>
-          <w:sz w:val="28"/>
-          <w:szCs w:val="28"/>
-          <w:lang w:val="uk-UA"/>
-        </w:rPr>
-        <w:t xml:space="preserve"> команда». На вхід надходить </w:t>
+        <w:t xml:space="preserve"> </w:t>
+      </w:r>
+      <w:r>
+        <w:rPr>
+          <w:rFonts w:ascii="Times New Roman" w:hAnsi="Times New Roman" w:cs="Times New Roman"/>
+          <w:sz w:val="28"/>
+          <w:szCs w:val="28"/>
+          <w:lang w:val="uk-UA"/>
+        </w:rPr>
+        <w:t>–</w:t>
+      </w:r>
+      <w:r>
+        <w:rPr>
+          <w:rFonts w:ascii="Times New Roman" w:hAnsi="Times New Roman" w:cs="Times New Roman"/>
+          <w:sz w:val="28"/>
+          <w:szCs w:val="28"/>
+          <w:lang w:val="uk-UA"/>
+        </w:rPr>
+        <w:t xml:space="preserve"> інтерпретація </w:t>
+      </w:r>
+      <w:r>
+        <w:rPr>
+          <w:rFonts w:ascii="Times New Roman" w:hAnsi="Times New Roman" w:cs="Times New Roman"/>
+          <w:sz w:val="28"/>
+          <w:szCs w:val="28"/>
+          <w:lang w:val="uk-UA"/>
+        </w:rPr>
+        <w:t>–</w:t>
+      </w:r>
+      <w:r>
+        <w:rPr>
+          <w:rFonts w:ascii="Times New Roman" w:hAnsi="Times New Roman" w:cs="Times New Roman"/>
+          <w:sz w:val="28"/>
+          <w:szCs w:val="28"/>
+          <w:lang w:val="uk-UA"/>
+        </w:rPr>
+        <w:t xml:space="preserve"> команда</w:t>
+      </w:r>
+      <w:r>
+        <w:rPr>
+          <w:rFonts w:ascii="Times New Roman" w:hAnsi="Times New Roman" w:cs="Times New Roman"/>
+          <w:sz w:val="28"/>
+          <w:szCs w:val="28"/>
+          <w:lang w:val="uk-UA"/>
+        </w:rPr>
+        <w:t>»</w:t>
+      </w:r>
+      <w:r>
+        <w:rPr>
+          <w:rFonts w:ascii="Times New Roman" w:hAnsi="Times New Roman" w:cs="Times New Roman"/>
+          <w:sz w:val="28"/>
+          <w:szCs w:val="28"/>
+          <w:lang w:val="uk-UA"/>
+        </w:rPr>
+        <w:t xml:space="preserve">. На вхід надходить </w:t>
       </w:r>
       <w:proofErr w:type="spellStart"/>
       <w:r>
@@ -734,7 +779,7 @@
           <w:szCs w:val="28"/>
           <w:lang w:val="uk-UA"/>
         </w:rPr>
-        <w:t xml:space="preserve"> із камери, кадр приводиться до потрібного формату, після чого визначаються долоні та 21 орієнтир кисті. Отримані координати нормалізуються, на ї</w:t>
+        <w:t xml:space="preserve"> із камери, кадр приводиться до потрібного формату, після чого визначаються долоні та орієнтир кисті. Отримані координати нормалізуються, на ї</w:t>
       </w:r>
       <w:r>
         <w:rPr>
@@ -752,9 +797,28 @@
           <w:szCs w:val="28"/>
           <w:lang w:val="uk-UA"/>
         </w:rPr>
-        <w:t xml:space="preserve">алі виконується інтерпретація жестів у часовому вікні. За умови </w:t>
-      </w:r>
-      <w:proofErr w:type="spellStart"/>
+        <w:t xml:space="preserve">алі виконується інтерпретація жестів. За умови </w:t>
+      </w:r>
+      <w:proofErr w:type="spellStart"/>
+      <w:r>
+        <w:rPr>
+          <w:rFonts w:ascii="Times New Roman" w:hAnsi="Times New Roman" w:cs="Times New Roman"/>
+          <w:sz w:val="28"/>
+          <w:szCs w:val="28"/>
+          <w:lang w:val="uk-UA"/>
+        </w:rPr>
+        <w:t>валідної</w:t>
+      </w:r>
+      <w:proofErr w:type="spellEnd"/>
+      <w:r>
+        <w:rPr>
+          <w:rFonts w:ascii="Times New Roman" w:hAnsi="Times New Roman" w:cs="Times New Roman"/>
+          <w:sz w:val="28"/>
+          <w:szCs w:val="28"/>
+          <w:lang w:val="uk-UA"/>
+        </w:rPr>
+        <w:t xml:space="preserve"> </w:t>
+      </w:r>
       <w:r>
         <w:rPr>
           <w:rFonts w:ascii="Times New Roman" w:hAnsi="Times New Roman" w:cs="Times New Roman"/>
@@ -763,55 +827,25 @@
           <w:lang w:val="uk-UA"/>
         </w:rPr>
         <w:lastRenderedPageBreak/>
-        <w:t>валідної</w:t>
-      </w:r>
-      <w:proofErr w:type="spellEnd"/>
-      <w:r>
-        <w:rPr>
-          <w:rFonts w:ascii="Times New Roman" w:hAnsi="Times New Roman" w:cs="Times New Roman"/>
-          <w:sz w:val="28"/>
-          <w:szCs w:val="28"/>
-          <w:lang w:val="uk-UA"/>
-        </w:rPr>
-        <w:t xml:space="preserve"> послідовності формується команда для операційної системи, а на екрані оновлюються підказки та стани. Контекстну структуру рішення відображає IDEF0-діаграма, де зафіксовано межі системи, її входи, керування, механізми та виходи; це дозволяє бачити місця появи даних і точки </w:t>
-      </w:r>
-      <w:proofErr w:type="spellStart"/>
-      <w:r>
-        <w:rPr>
-          <w:rFonts w:ascii="Times New Roman" w:hAnsi="Times New Roman" w:cs="Times New Roman"/>
-          <w:sz w:val="28"/>
-          <w:szCs w:val="28"/>
-          <w:lang w:val="uk-UA"/>
-        </w:rPr>
-        <w:t>керувального</w:t>
-      </w:r>
-      <w:proofErr w:type="spellEnd"/>
-      <w:r>
-        <w:rPr>
-          <w:rFonts w:ascii="Times New Roman" w:hAnsi="Times New Roman" w:cs="Times New Roman"/>
-          <w:sz w:val="28"/>
-          <w:szCs w:val="28"/>
-          <w:lang w:val="uk-UA"/>
-        </w:rPr>
-        <w:t xml:space="preserve"> впливу. </w:t>
-      </w:r>
-      <w:r>
-        <w:rPr>
-          <w:rFonts w:ascii="Times New Roman" w:hAnsi="Times New Roman" w:cs="Times New Roman"/>
-          <w:sz w:val="28"/>
-          <w:szCs w:val="28"/>
-          <w:lang w:val="uk-UA"/>
-        </w:rPr>
-        <w:t>К</w:t>
-      </w:r>
-      <w:r>
-        <w:rPr>
-          <w:rFonts w:ascii="Times New Roman" w:hAnsi="Times New Roman" w:cs="Times New Roman"/>
-          <w:sz w:val="28"/>
-          <w:szCs w:val="28"/>
-          <w:lang w:val="uk-UA"/>
-        </w:rPr>
-        <w:t xml:space="preserve">онтекстну діаграму наведено на рисунку </w:t>
+        <w:t xml:space="preserve">послідовності формується команда для операційної системи, а на екрані оновлюються підказки та стани. Контекстну структуру рішення відображає IDEF0-діаграма, </w:t>
+      </w:r>
+      <w:r>
+        <w:rPr>
+          <w:rFonts w:ascii="Times New Roman" w:hAnsi="Times New Roman" w:cs="Times New Roman"/>
+          <w:sz w:val="28"/>
+          <w:szCs w:val="28"/>
+          <w:lang w:val="uk-UA"/>
+        </w:rPr>
+        <w:t>що</w:t>
+      </w:r>
+      <w:r>
+        <w:rPr>
+          <w:rFonts w:ascii="Times New Roman" w:hAnsi="Times New Roman" w:cs="Times New Roman"/>
+          <w:sz w:val="28"/>
+          <w:szCs w:val="28"/>
+          <w:lang w:val="uk-UA"/>
+        </w:rPr>
+        <w:t xml:space="preserve"> наведено на рисунку </w:t>
       </w:r>
       <w:r>
         <w:rPr>
@@ -850,15 +884,86 @@
       <w:pPr>
         <w:pStyle w:val="a7"/>
         <w:spacing w:after="0" w:line="360" w:lineRule="auto"/>
+        <w:ind w:left="0"/>
+        <w:jc w:val="center"/>
+        <w:rPr>
+          <w:rFonts w:ascii="Times New Roman" w:hAnsi="Times New Roman" w:cs="Times New Roman"/>
+          <w:sz w:val="28"/>
+          <w:szCs w:val="28"/>
+          <w:lang w:val="uk-UA"/>
+        </w:rPr>
+      </w:pPr>
+      <w:r>
+        <w:rPr>
+          <w:rFonts w:ascii="Times New Roman" w:hAnsi="Times New Roman" w:cs="Times New Roman"/>
+          <w:sz w:val="28"/>
+          <w:szCs w:val="28"/>
+          <w:lang w:val="uk-UA"/>
+        </w:rPr>
+        <w:drawing>
+          <wp:inline distT="0" distB="0" distL="0" distR="0" wp14:anchorId="6354785A" wp14:editId="7A7A5F55">
+            <wp:extent cx="6152515" cy="3407410"/>
+            <wp:effectExtent l="19050" t="19050" r="19685" b="21590"/>
+            <wp:docPr id="1" name="Рисунок 1"/>
+            <wp:cNvGraphicFramePr>
+              <a:graphicFrameLocks xmlns:a="http://schemas.openxmlformats.org/drawingml/2006/main" noChangeAspect="1"/>
+            </wp:cNvGraphicFramePr>
+            <a:graphic xmlns:a="http://schemas.openxmlformats.org/drawingml/2006/main">
+              <a:graphicData uri="http://schemas.openxmlformats.org/drawingml/2006/picture">
+                <pic:pic xmlns:pic="http://schemas.openxmlformats.org/drawingml/2006/picture">
+                  <pic:nvPicPr>
+                    <pic:cNvPr id="1" name=""/>
+                    <pic:cNvPicPr/>
+                  </pic:nvPicPr>
+                  <pic:blipFill>
+                    <a:blip r:embed="rId5"/>
+                    <a:stretch>
+                      <a:fillRect/>
+                    </a:stretch>
+                  </pic:blipFill>
+                  <pic:spPr>
+                    <a:xfrm>
+                      <a:off x="0" y="0"/>
+                      <a:ext cx="6152515" cy="3407410"/>
+                    </a:xfrm>
+                    <a:prstGeom prst="rect">
+                      <a:avLst/>
+                    </a:prstGeom>
+                    <a:ln>
+                      <a:solidFill>
+                        <a:schemeClr val="tx1"/>
+                      </a:solidFill>
+                    </a:ln>
+                  </pic:spPr>
+                </pic:pic>
+              </a:graphicData>
+            </a:graphic>
+          </wp:inline>
+        </w:drawing>
+      </w:r>
+    </w:p>
+    <w:p>
+      <w:pPr>
+        <w:pStyle w:val="a7"/>
+        <w:spacing w:after="0" w:line="360" w:lineRule="auto"/>
         <w:ind w:left="0" w:firstLine="426"/>
-        <w:jc w:val="both"/>
-        <w:rPr>
-          <w:rFonts w:ascii="Times New Roman" w:hAnsi="Times New Roman" w:cs="Times New Roman"/>
-          <w:sz w:val="28"/>
-          <w:szCs w:val="28"/>
-          <w:lang w:val="uk-UA"/>
-        </w:rPr>
-      </w:pPr>
+        <w:jc w:val="center"/>
+        <w:rPr>
+          <w:rFonts w:ascii="Times New Roman" w:hAnsi="Times New Roman" w:cs="Times New Roman"/>
+          <w:sz w:val="28"/>
+          <w:szCs w:val="28"/>
+          <w:lang w:val="uk-UA"/>
+        </w:rPr>
+      </w:pPr>
+      <w:r>
+        <w:rPr>
+          <w:rFonts w:ascii="Times New Roman" w:hAnsi="Times New Roman" w:cs="Times New Roman"/>
+          <w:sz w:val="28"/>
+          <w:szCs w:val="28"/>
+          <w:lang w:val="uk-UA"/>
+        </w:rPr>
+        <w:t>Рисунок 1 – Контекстна діаграма IDEF0</w:t>
+      </w:r>
     </w:p>
     <w:p>
       <w:pPr>
@@ -873,35 +978,6 @@
           <w:lang w:val="uk-UA"/>
         </w:rPr>
       </w:pPr>
-      <w:r>
-        <w:rPr>
-          <w:rFonts w:ascii="Times New Roman" w:hAnsi="Times New Roman" w:cs="Times New Roman"/>
-          <w:sz w:val="28"/>
-          <w:szCs w:val="28"/>
-          <w:lang w:val="uk-UA"/>
-        </w:rPr>
-        <w:t xml:space="preserve">[Тут вставити рисунок 2: «Контекстна діаграма IDEF0 A0: Керування ПК </w:t>
-      </w:r>
-      <w:proofErr w:type="spellStart"/>
-      <w:r>
-        <w:rPr>
-          <w:rFonts w:ascii="Times New Roman" w:hAnsi="Times New Roman" w:cs="Times New Roman"/>
-          <w:sz w:val="28"/>
-          <w:szCs w:val="28"/>
-          <w:lang w:val="uk-UA"/>
-        </w:rPr>
-        <w:t>мікрожестами</w:t>
-      </w:r>
-      <w:proofErr w:type="spellEnd"/>
-      <w:r>
-        <w:rPr>
-          <w:rFonts w:ascii="Times New Roman" w:hAnsi="Times New Roman" w:cs="Times New Roman"/>
-          <w:sz w:val="28"/>
-          <w:szCs w:val="28"/>
-          <w:lang w:val="uk-UA"/>
-        </w:rPr>
-        <w:t xml:space="preserve">»] </w:t>
-      </w:r>
     </w:p>
     <w:p>
       <w:pPr>
@@ -916,6 +992,33 @@
           <w:lang w:val="uk-UA"/>
         </w:rPr>
       </w:pPr>
+      <w:r>
+        <w:rPr>
+          <w:rFonts w:ascii="Times New Roman" w:hAnsi="Times New Roman" w:cs="Times New Roman"/>
+          <w:sz w:val="28"/>
+          <w:szCs w:val="28"/>
+          <w:lang w:val="uk-UA"/>
+        </w:rPr>
+        <w:t>Внутрішня обробк</w:t>
+      </w:r>
+      <w:r>
+        <w:rPr>
+          <w:rFonts w:ascii="Times New Roman" w:hAnsi="Times New Roman" w:cs="Times New Roman"/>
+          <w:sz w:val="28"/>
+          <w:szCs w:val="28"/>
+          <w:lang w:val="uk-UA"/>
+        </w:rPr>
+        <w:t>а подається лінійним ланцюгом від А1 до А</w:t>
+      </w:r>
+      <w:r>
+        <w:rPr>
+          <w:rFonts w:ascii="Times New Roman" w:hAnsi="Times New Roman" w:cs="Times New Roman"/>
+          <w:sz w:val="28"/>
+          <w:szCs w:val="28"/>
+          <w:lang w:val="uk-UA"/>
+        </w:rPr>
+        <w:t>5.</w:t>
+      </w:r>
     </w:p>
     <w:p>
       <w:pPr>
@@ -937,36 +1040,286 @@
           <w:szCs w:val="28"/>
           <w:lang w:val="uk-UA"/>
         </w:rPr>
-        <w:t>П</w:t>
-      </w:r>
-      <w:r>
-        <w:rPr>
-          <w:rFonts w:ascii="Times New Roman" w:hAnsi="Times New Roman" w:cs="Times New Roman"/>
-          <w:sz w:val="28"/>
-          <w:szCs w:val="28"/>
-          <w:lang w:val="uk-UA"/>
-        </w:rPr>
-        <w:t xml:space="preserve">ослідовна форма задає прозору логіку, спрощує </w:t>
-      </w:r>
-      <w:proofErr w:type="spellStart"/>
-      <w:r>
-        <w:rPr>
-          <w:rFonts w:ascii="Times New Roman" w:hAnsi="Times New Roman" w:cs="Times New Roman"/>
-          <w:sz w:val="28"/>
-          <w:szCs w:val="28"/>
-          <w:lang w:val="uk-UA"/>
-        </w:rPr>
-        <w:t>відлагодження</w:t>
-      </w:r>
-      <w:proofErr w:type="spellEnd"/>
-      <w:r>
-        <w:rPr>
-          <w:rFonts w:ascii="Times New Roman" w:hAnsi="Times New Roman" w:cs="Times New Roman"/>
-          <w:sz w:val="28"/>
-          <w:szCs w:val="28"/>
-          <w:lang w:val="uk-UA"/>
-        </w:rPr>
-        <w:t xml:space="preserve"> і створює основу для подальшої паралелізації без зміни зовнішньої поведінки системи.</w:t>
+        <w:t xml:space="preserve">Блок A1 «Захопити кадр» приймає </w:t>
+      </w:r>
+      <w:proofErr w:type="spellStart"/>
+      <w:r>
+        <w:rPr>
+          <w:rFonts w:ascii="Times New Roman" w:hAnsi="Times New Roman" w:cs="Times New Roman"/>
+          <w:sz w:val="28"/>
+          <w:szCs w:val="28"/>
+          <w:lang w:val="uk-UA"/>
+        </w:rPr>
+        <w:t>поток</w:t>
+      </w:r>
+      <w:proofErr w:type="spellEnd"/>
+      <w:r>
+        <w:rPr>
+          <w:rFonts w:ascii="Times New Roman" w:hAnsi="Times New Roman" w:cs="Times New Roman"/>
+          <w:sz w:val="28"/>
+          <w:szCs w:val="28"/>
+          <w:lang w:val="uk-UA"/>
+        </w:rPr>
+        <w:t xml:space="preserve"> відеокадрів</w:t>
+      </w:r>
+      <w:r>
+        <w:rPr>
+          <w:rFonts w:ascii="Times New Roman" w:hAnsi="Times New Roman" w:cs="Times New Roman"/>
+          <w:sz w:val="28"/>
+          <w:szCs w:val="28"/>
+          <w:lang w:val="uk-UA"/>
+        </w:rPr>
+        <w:t xml:space="preserve"> </w:t>
+      </w:r>
+      <w:r>
+        <w:rPr>
+          <w:rFonts w:ascii="Times New Roman" w:hAnsi="Times New Roman" w:cs="Times New Roman"/>
+          <w:sz w:val="28"/>
+          <w:szCs w:val="28"/>
+          <w:lang w:val="uk-UA"/>
+        </w:rPr>
+        <w:t xml:space="preserve">сцену через механізм </w:t>
+      </w:r>
+      <w:proofErr w:type="spellStart"/>
+      <w:r>
+        <w:rPr>
+          <w:rFonts w:ascii="Times New Roman" w:hAnsi="Times New Roman" w:cs="Times New Roman"/>
+          <w:sz w:val="28"/>
+          <w:szCs w:val="28"/>
+          <w:lang w:val="uk-UA"/>
+        </w:rPr>
+        <w:t>вебкамеру</w:t>
+      </w:r>
+      <w:proofErr w:type="spellEnd"/>
+      <w:r>
+        <w:rPr>
+          <w:rFonts w:ascii="Times New Roman" w:hAnsi="Times New Roman" w:cs="Times New Roman"/>
+          <w:sz w:val="28"/>
+          <w:szCs w:val="28"/>
+          <w:lang w:val="uk-UA"/>
+        </w:rPr>
+        <w:t xml:space="preserve"> і видає кадр у форматі RGB</w:t>
+      </w:r>
+      <w:r>
+        <w:rPr>
+          <w:rFonts w:ascii="Times New Roman" w:hAnsi="Times New Roman" w:cs="Times New Roman"/>
+          <w:sz w:val="28"/>
+          <w:szCs w:val="28"/>
+          <w:lang w:val="uk-UA"/>
+        </w:rPr>
+        <w:t>.</w:t>
+      </w:r>
+    </w:p>
+    <w:p>
+      <w:pPr>
+        <w:pStyle w:val="a7"/>
+        <w:spacing w:after="0" w:line="360" w:lineRule="auto"/>
+        <w:ind w:left="0" w:firstLine="426"/>
+        <w:jc w:val="both"/>
+        <w:rPr>
+          <w:rFonts w:ascii="Times New Roman" w:hAnsi="Times New Roman" w:cs="Times New Roman"/>
+          <w:sz w:val="28"/>
+          <w:szCs w:val="28"/>
+          <w:lang w:val="uk-UA"/>
+        </w:rPr>
+      </w:pPr>
+      <w:r>
+        <w:rPr>
+          <w:rFonts w:ascii="Times New Roman" w:hAnsi="Times New Roman" w:cs="Times New Roman"/>
+          <w:sz w:val="28"/>
+          <w:szCs w:val="28"/>
+          <w:lang w:val="uk-UA"/>
+        </w:rPr>
+        <w:t>Блок A2 «Виділити</w:t>
+      </w:r>
+      <w:r>
+        <w:rPr>
+          <w:rFonts w:ascii="Times New Roman" w:hAnsi="Times New Roman" w:cs="Times New Roman"/>
+          <w:sz w:val="28"/>
+          <w:szCs w:val="28"/>
+          <w:lang w:val="uk-UA"/>
+        </w:rPr>
+        <w:t xml:space="preserve"> основні точки</w:t>
+      </w:r>
+      <w:r>
+        <w:rPr>
+          <w:rFonts w:ascii="Times New Roman" w:hAnsi="Times New Roman" w:cs="Times New Roman"/>
+          <w:sz w:val="28"/>
+          <w:szCs w:val="28"/>
+          <w:lang w:val="uk-UA"/>
+        </w:rPr>
+        <w:t>» отримує цей кадр і визначає долон</w:t>
+      </w:r>
+      <w:r>
+        <w:rPr>
+          <w:rFonts w:ascii="Times New Roman" w:hAnsi="Times New Roman" w:cs="Times New Roman"/>
+          <w:sz w:val="28"/>
+          <w:szCs w:val="28"/>
+          <w:lang w:val="uk-UA"/>
+        </w:rPr>
+        <w:t xml:space="preserve">ю </w:t>
+      </w:r>
+      <w:r>
+        <w:rPr>
+          <w:rFonts w:ascii="Times New Roman" w:hAnsi="Times New Roman" w:cs="Times New Roman"/>
+          <w:sz w:val="28"/>
+          <w:szCs w:val="28"/>
+          <w:lang w:val="uk-UA"/>
+        </w:rPr>
+        <w:t xml:space="preserve">та 21 орієнтир кисті для кожної знайденої руки разом із оцінкою впевненості. </w:t>
+      </w:r>
+    </w:p>
+    <w:p>
+      <w:pPr>
+        <w:pStyle w:val="a7"/>
+        <w:spacing w:after="0" w:line="360" w:lineRule="auto"/>
+        <w:ind w:left="0" w:firstLine="426"/>
+        <w:jc w:val="both"/>
+        <w:rPr>
+          <w:rFonts w:ascii="Times New Roman" w:hAnsi="Times New Roman" w:cs="Times New Roman"/>
+          <w:sz w:val="28"/>
+          <w:szCs w:val="28"/>
+          <w:lang w:val="uk-UA"/>
+        </w:rPr>
+      </w:pPr>
+      <w:r>
+        <w:rPr>
+          <w:rFonts w:ascii="Times New Roman" w:hAnsi="Times New Roman" w:cs="Times New Roman"/>
+          <w:sz w:val="28"/>
+          <w:szCs w:val="28"/>
+          <w:lang w:val="uk-UA"/>
+        </w:rPr>
+        <w:t xml:space="preserve">Блок A3 «Виділити </w:t>
+      </w:r>
+      <w:proofErr w:type="spellStart"/>
+      <w:r>
+        <w:rPr>
+          <w:rFonts w:ascii="Times New Roman" w:hAnsi="Times New Roman" w:cs="Times New Roman"/>
+          <w:sz w:val="28"/>
+          <w:szCs w:val="28"/>
+          <w:lang w:val="uk-UA"/>
+        </w:rPr>
+        <w:t>токени</w:t>
+      </w:r>
+      <w:proofErr w:type="spellEnd"/>
+      <w:r>
+        <w:rPr>
+          <w:rFonts w:ascii="Times New Roman" w:hAnsi="Times New Roman" w:cs="Times New Roman"/>
+          <w:sz w:val="28"/>
+          <w:szCs w:val="28"/>
+          <w:lang w:val="uk-UA"/>
+        </w:rPr>
+        <w:t xml:space="preserve"> та послідовності» перетворює </w:t>
+      </w:r>
+      <w:r>
+        <w:rPr>
+          <w:rFonts w:ascii="Times New Roman" w:hAnsi="Times New Roman" w:cs="Times New Roman"/>
+          <w:sz w:val="28"/>
+          <w:szCs w:val="28"/>
+          <w:lang w:val="uk-UA"/>
+        </w:rPr>
+        <w:t>точки на ознаки рухів та виділяє базові дії</w:t>
+      </w:r>
+      <w:r>
+        <w:rPr>
+          <w:rFonts w:ascii="Times New Roman" w:hAnsi="Times New Roman" w:cs="Times New Roman"/>
+          <w:sz w:val="28"/>
+          <w:szCs w:val="28"/>
+          <w:lang w:val="uk-UA"/>
+        </w:rPr>
+        <w:t xml:space="preserve">. </w:t>
+      </w:r>
+    </w:p>
+    <w:p>
+      <w:pPr>
+        <w:pStyle w:val="a7"/>
+        <w:spacing w:after="0" w:line="360" w:lineRule="auto"/>
+        <w:ind w:left="0" w:firstLine="426"/>
+        <w:jc w:val="both"/>
+        <w:rPr>
+          <w:rFonts w:ascii="Times New Roman" w:hAnsi="Times New Roman" w:cs="Times New Roman"/>
+          <w:sz w:val="28"/>
+          <w:szCs w:val="28"/>
+          <w:lang w:val="uk-UA"/>
+        </w:rPr>
+      </w:pPr>
+      <w:r>
+        <w:rPr>
+          <w:rFonts w:ascii="Times New Roman" w:hAnsi="Times New Roman" w:cs="Times New Roman"/>
+          <w:sz w:val="28"/>
+          <w:szCs w:val="28"/>
+          <w:lang w:val="uk-UA"/>
+        </w:rPr>
+        <w:t>Блок A4 «Прийняти рішення</w:t>
+      </w:r>
+      <w:r>
+        <w:rPr>
+          <w:rFonts w:ascii="Times New Roman" w:hAnsi="Times New Roman" w:cs="Times New Roman"/>
+          <w:sz w:val="28"/>
+          <w:szCs w:val="28"/>
+          <w:lang w:val="uk-UA"/>
+        </w:rPr>
+        <w:t>» застосовує словник послідовностей і правила підтвердження наміру</w:t>
+      </w:r>
+      <w:r>
+        <w:rPr>
+          <w:rFonts w:ascii="Times New Roman" w:hAnsi="Times New Roman" w:cs="Times New Roman"/>
+          <w:sz w:val="28"/>
+          <w:szCs w:val="28"/>
+          <w:lang w:val="uk-UA"/>
+        </w:rPr>
+        <w:t>. Н</w:t>
+      </w:r>
+      <w:r>
+        <w:rPr>
+          <w:rFonts w:ascii="Times New Roman" w:hAnsi="Times New Roman" w:cs="Times New Roman"/>
+          <w:sz w:val="28"/>
+          <w:szCs w:val="28"/>
+          <w:lang w:val="uk-UA"/>
+        </w:rPr>
+        <w:t xml:space="preserve">а виході формується команда високого рівня з урахуванням активного вікна ОС. </w:t>
+      </w:r>
+    </w:p>
+    <w:p>
+      <w:pPr>
+        <w:pStyle w:val="a7"/>
+        <w:spacing w:after="0" w:line="360" w:lineRule="auto"/>
+        <w:ind w:left="0" w:firstLine="426"/>
+        <w:jc w:val="both"/>
+        <w:rPr>
+          <w:rFonts w:ascii="Times New Roman" w:hAnsi="Times New Roman" w:cs="Times New Roman"/>
+          <w:sz w:val="28"/>
+          <w:szCs w:val="28"/>
+          <w:lang w:val="uk-UA"/>
+        </w:rPr>
+      </w:pPr>
+      <w:r>
+        <w:rPr>
+          <w:rFonts w:ascii="Times New Roman" w:hAnsi="Times New Roman" w:cs="Times New Roman"/>
+          <w:sz w:val="28"/>
+          <w:szCs w:val="28"/>
+          <w:lang w:val="uk-UA"/>
+        </w:rPr>
+        <w:lastRenderedPageBreak/>
+        <w:t xml:space="preserve">Блок A5 </w:t>
+      </w:r>
+      <w:r>
+        <w:rPr>
+          <w:rFonts w:ascii="Times New Roman" w:hAnsi="Times New Roman" w:cs="Times New Roman"/>
+          <w:sz w:val="28"/>
+          <w:szCs w:val="28"/>
+          <w:lang w:val="uk-UA"/>
+        </w:rPr>
+        <w:t>«Відправити подію</w:t>
+      </w:r>
+      <w:r>
+        <w:rPr>
+          <w:rFonts w:ascii="Times New Roman" w:hAnsi="Times New Roman" w:cs="Times New Roman"/>
+          <w:sz w:val="28"/>
+          <w:szCs w:val="28"/>
+          <w:lang w:val="uk-UA"/>
+        </w:rPr>
+        <w:t>» перетворює цю команду на конкретні дії операційної системи (комбінації клавіш, клацання, переміщення курсора), оновлює екранні підказки.</w:t>
       </w:r>
     </w:p>
     <w:p>
@@ -1024,6 +1377,903 @@
     </w:p>
     <w:p>
       <w:pPr>
+        <w:pStyle w:val="a3"/>
+        <w:spacing w:before="0" w:beforeAutospacing="0" w:after="0" w:afterAutospacing="0" w:line="360" w:lineRule="auto"/>
+        <w:ind w:firstLine="426"/>
+        <w:jc w:val="both"/>
+        <w:rPr>
+          <w:rFonts w:eastAsiaTheme="minorHAnsi"/>
+          <w:sz w:val="28"/>
+          <w:szCs w:val="28"/>
+          <w:lang w:val="uk-UA"/>
+        </w:rPr>
+      </w:pPr>
+      <w:r>
+        <w:rPr>
+          <w:rFonts w:eastAsiaTheme="minorHAnsi"/>
+          <w:sz w:val="28"/>
+          <w:szCs w:val="28"/>
+          <w:lang w:val="uk-UA"/>
+        </w:rPr>
+        <w:t xml:space="preserve">Паралельний варіант організовано як конвеєр з чотирьох ярусів. Захоплення кадру, </w:t>
+      </w:r>
+      <w:r>
+        <w:rPr>
+          <w:rFonts w:eastAsiaTheme="minorHAnsi"/>
+          <w:sz w:val="28"/>
+          <w:szCs w:val="28"/>
+          <w:lang w:val="uk-UA"/>
+        </w:rPr>
+        <w:t xml:space="preserve">виявлення </w:t>
+      </w:r>
+      <w:proofErr w:type="spellStart"/>
+      <w:r>
+        <w:rPr>
+          <w:rFonts w:eastAsiaTheme="minorHAnsi"/>
+          <w:sz w:val="28"/>
+          <w:szCs w:val="28"/>
+          <w:lang w:val="uk-UA"/>
+        </w:rPr>
+        <w:t>лодонь</w:t>
+      </w:r>
+      <w:proofErr w:type="spellEnd"/>
+      <w:r>
+        <w:rPr>
+          <w:rFonts w:eastAsiaTheme="minorHAnsi"/>
+          <w:sz w:val="28"/>
+          <w:szCs w:val="28"/>
+          <w:lang w:val="uk-UA"/>
+        </w:rPr>
+        <w:t xml:space="preserve">, ухвалення рішення та інтеграція з ОС. Між ярусами стоять кільцеві буфери і черги. Вони дають незалежність обчислень та просту синхронізацію </w:t>
+      </w:r>
+      <w:r>
+        <w:rPr>
+          <w:rFonts w:eastAsiaTheme="minorHAnsi"/>
+          <w:sz w:val="28"/>
+          <w:szCs w:val="28"/>
+          <w:lang w:val="uk-UA"/>
+        </w:rPr>
+        <w:t>«виробник-</w:t>
+      </w:r>
+      <w:r>
+        <w:rPr>
+          <w:rFonts w:eastAsiaTheme="minorHAnsi"/>
+          <w:sz w:val="28"/>
+          <w:szCs w:val="28"/>
+          <w:lang w:val="uk-UA"/>
+        </w:rPr>
+        <w:t>споживач</w:t>
+      </w:r>
+      <w:r>
+        <w:rPr>
+          <w:rFonts w:eastAsiaTheme="minorHAnsi"/>
+          <w:sz w:val="28"/>
+          <w:szCs w:val="28"/>
+          <w:lang w:val="uk-UA"/>
+        </w:rPr>
+        <w:t>»</w:t>
+      </w:r>
+      <w:r>
+        <w:rPr>
+          <w:rFonts w:eastAsiaTheme="minorHAnsi"/>
+          <w:sz w:val="28"/>
+          <w:szCs w:val="28"/>
+          <w:lang w:val="uk-UA"/>
+        </w:rPr>
+        <w:t xml:space="preserve">. </w:t>
+      </w:r>
+    </w:p>
+    <w:p>
+      <w:pPr>
+        <w:pStyle w:val="a3"/>
+        <w:spacing w:before="0" w:beforeAutospacing="0" w:after="0" w:afterAutospacing="0" w:line="360" w:lineRule="auto"/>
+        <w:ind w:firstLine="426"/>
+        <w:jc w:val="both"/>
+        <w:rPr>
+          <w:rFonts w:eastAsiaTheme="minorHAnsi"/>
+          <w:sz w:val="28"/>
+          <w:szCs w:val="28"/>
+          <w:lang w:val="uk-UA"/>
+        </w:rPr>
+      </w:pPr>
+      <w:r>
+        <w:rPr>
+          <w:rFonts w:eastAsiaTheme="minorHAnsi"/>
+          <w:sz w:val="28"/>
+          <w:szCs w:val="28"/>
+          <w:lang w:val="uk-UA"/>
+        </w:rPr>
+        <w:t xml:space="preserve">Ярус </w:t>
+      </w:r>
+      <w:r>
+        <w:rPr>
+          <w:rFonts w:eastAsiaTheme="minorHAnsi"/>
+          <w:sz w:val="28"/>
+          <w:szCs w:val="28"/>
+          <w:lang w:val="uk-UA"/>
+        </w:rPr>
+        <w:t>захвату</w:t>
+      </w:r>
+      <w:r>
+        <w:rPr>
+          <w:rFonts w:eastAsiaTheme="minorHAnsi"/>
+          <w:sz w:val="28"/>
+          <w:szCs w:val="28"/>
+          <w:lang w:val="uk-UA"/>
+        </w:rPr>
+        <w:t xml:space="preserve"> читає кадри з </w:t>
+      </w:r>
+      <w:proofErr w:type="spellStart"/>
+      <w:r>
+        <w:rPr>
+          <w:rFonts w:eastAsiaTheme="minorHAnsi"/>
+          <w:sz w:val="28"/>
+          <w:szCs w:val="28"/>
+          <w:lang w:val="uk-UA"/>
+        </w:rPr>
+        <w:t>камери</w:t>
+      </w:r>
+      <w:proofErr w:type="spellEnd"/>
+      <w:r>
+        <w:rPr>
+          <w:rFonts w:eastAsiaTheme="minorHAnsi"/>
+          <w:sz w:val="28"/>
+          <w:szCs w:val="28"/>
+          <w:lang w:val="uk-UA"/>
+        </w:rPr>
+        <w:t xml:space="preserve"> і </w:t>
+      </w:r>
+      <w:proofErr w:type="spellStart"/>
+      <w:r>
+        <w:rPr>
+          <w:rFonts w:eastAsiaTheme="minorHAnsi"/>
+          <w:sz w:val="28"/>
+          <w:szCs w:val="28"/>
+          <w:lang w:val="uk-UA"/>
+        </w:rPr>
+        <w:t>кладе</w:t>
+      </w:r>
+      <w:proofErr w:type="spellEnd"/>
+      <w:r>
+        <w:rPr>
+          <w:rFonts w:eastAsiaTheme="minorHAnsi"/>
+          <w:sz w:val="28"/>
+          <w:szCs w:val="28"/>
+          <w:lang w:val="uk-UA"/>
+        </w:rPr>
+        <w:t xml:space="preserve"> </w:t>
+      </w:r>
+      <w:proofErr w:type="spellStart"/>
+      <w:r>
+        <w:rPr>
+          <w:rFonts w:eastAsiaTheme="minorHAnsi"/>
+          <w:sz w:val="28"/>
+          <w:szCs w:val="28"/>
+          <w:lang w:val="uk-UA"/>
+        </w:rPr>
+        <w:t>їх</w:t>
+      </w:r>
+      <w:proofErr w:type="spellEnd"/>
+      <w:r>
+        <w:rPr>
+          <w:rFonts w:eastAsiaTheme="minorHAnsi"/>
+          <w:sz w:val="28"/>
+          <w:szCs w:val="28"/>
+          <w:lang w:val="uk-UA"/>
+        </w:rPr>
+        <w:t xml:space="preserve"> у </w:t>
+      </w:r>
+      <w:proofErr w:type="spellStart"/>
+      <w:r>
+        <w:rPr>
+          <w:rFonts w:eastAsiaTheme="minorHAnsi"/>
+          <w:sz w:val="28"/>
+          <w:szCs w:val="28"/>
+          <w:lang w:val="uk-UA"/>
+        </w:rPr>
+        <w:t>кільцевий</w:t>
+      </w:r>
+      <w:proofErr w:type="spellEnd"/>
+      <w:r>
+        <w:rPr>
+          <w:rFonts w:eastAsiaTheme="minorHAnsi"/>
+          <w:sz w:val="28"/>
+          <w:szCs w:val="28"/>
+          <w:lang w:val="uk-UA"/>
+        </w:rPr>
+        <w:t xml:space="preserve"> </w:t>
+      </w:r>
+      <w:proofErr w:type="spellStart"/>
+      <w:r>
+        <w:rPr>
+          <w:rFonts w:eastAsiaTheme="minorHAnsi"/>
+          <w:sz w:val="28"/>
+          <w:szCs w:val="28"/>
+          <w:lang w:val="uk-UA"/>
+        </w:rPr>
+        <w:t>буфер</w:t>
+      </w:r>
+      <w:proofErr w:type="spellEnd"/>
+      <w:r>
+        <w:rPr>
+          <w:rFonts w:eastAsiaTheme="minorHAnsi"/>
+          <w:sz w:val="28"/>
+          <w:szCs w:val="28"/>
+          <w:lang w:val="uk-UA"/>
+        </w:rPr>
+        <w:t xml:space="preserve"> </w:t>
+      </w:r>
+      <w:proofErr w:type="spellStart"/>
+      <w:r>
+        <w:rPr>
+          <w:rFonts w:eastAsiaTheme="minorHAnsi"/>
+          <w:sz w:val="28"/>
+          <w:szCs w:val="28"/>
+          <w:lang w:val="uk-UA"/>
+        </w:rPr>
+        <w:t>кадрів</w:t>
+      </w:r>
+      <w:proofErr w:type="spellEnd"/>
+      <w:r>
+        <w:rPr>
+          <w:rFonts w:eastAsiaTheme="minorHAnsi"/>
+          <w:sz w:val="28"/>
+          <w:szCs w:val="28"/>
+          <w:lang w:val="uk-UA"/>
+        </w:rPr>
+        <w:t xml:space="preserve">. Ярус </w:t>
+      </w:r>
+      <w:r>
+        <w:rPr>
+          <w:rFonts w:eastAsiaTheme="minorHAnsi"/>
+          <w:sz w:val="28"/>
+          <w:szCs w:val="28"/>
+          <w:lang w:val="uk-UA"/>
+        </w:rPr>
+        <w:t xml:space="preserve">виявлення </w:t>
+      </w:r>
+      <w:proofErr w:type="spellStart"/>
+      <w:r>
+        <w:rPr>
+          <w:rFonts w:eastAsiaTheme="minorHAnsi"/>
+          <w:sz w:val="28"/>
+          <w:szCs w:val="28"/>
+          <w:lang w:val="uk-UA"/>
+        </w:rPr>
+        <w:t>лодонь</w:t>
+      </w:r>
+      <w:proofErr w:type="spellEnd"/>
+      <w:r>
+        <w:rPr>
+          <w:rFonts w:eastAsiaTheme="minorHAnsi"/>
+          <w:sz w:val="28"/>
+          <w:szCs w:val="28"/>
+          <w:lang w:val="uk-UA"/>
+        </w:rPr>
+        <w:t xml:space="preserve"> бере останній кадр з </w:t>
+      </w:r>
+      <w:proofErr w:type="spellStart"/>
+      <w:r>
+        <w:rPr>
+          <w:rFonts w:eastAsiaTheme="minorHAnsi"/>
+          <w:sz w:val="28"/>
+          <w:szCs w:val="28"/>
+          <w:lang w:val="uk-UA"/>
+        </w:rPr>
+        <w:t>буфера</w:t>
+      </w:r>
+      <w:proofErr w:type="spellEnd"/>
+      <w:r>
+        <w:rPr>
+          <w:rFonts w:eastAsiaTheme="minorHAnsi"/>
+          <w:sz w:val="28"/>
+          <w:szCs w:val="28"/>
+          <w:lang w:val="uk-UA"/>
+        </w:rPr>
+        <w:t xml:space="preserve">, </w:t>
+      </w:r>
+      <w:proofErr w:type="spellStart"/>
+      <w:r>
+        <w:rPr>
+          <w:rFonts w:eastAsiaTheme="minorHAnsi"/>
+          <w:sz w:val="28"/>
+          <w:szCs w:val="28"/>
+          <w:lang w:val="uk-UA"/>
+        </w:rPr>
+        <w:t>виконує</w:t>
+      </w:r>
+      <w:proofErr w:type="spellEnd"/>
+      <w:r>
+        <w:rPr>
+          <w:rFonts w:eastAsiaTheme="minorHAnsi"/>
+          <w:sz w:val="28"/>
+          <w:szCs w:val="28"/>
+          <w:lang w:val="uk-UA"/>
+        </w:rPr>
+        <w:t xml:space="preserve"> </w:t>
+      </w:r>
+      <w:proofErr w:type="spellStart"/>
+      <w:r>
+        <w:rPr>
+          <w:rFonts w:eastAsiaTheme="minorHAnsi"/>
+          <w:sz w:val="28"/>
+          <w:szCs w:val="28"/>
+          <w:lang w:val="uk-UA"/>
+        </w:rPr>
+        <w:t>препроцесинг</w:t>
+      </w:r>
+      <w:proofErr w:type="spellEnd"/>
+      <w:r>
+        <w:rPr>
+          <w:rFonts w:eastAsiaTheme="minorHAnsi"/>
+          <w:sz w:val="28"/>
+          <w:szCs w:val="28"/>
+          <w:lang w:val="uk-UA"/>
+        </w:rPr>
+        <w:t xml:space="preserve">, </w:t>
+      </w:r>
+      <w:proofErr w:type="spellStart"/>
+      <w:r>
+        <w:rPr>
+          <w:rFonts w:eastAsiaTheme="minorHAnsi"/>
+          <w:sz w:val="28"/>
+          <w:szCs w:val="28"/>
+          <w:lang w:val="uk-UA"/>
+        </w:rPr>
+        <w:t>детекцію</w:t>
+      </w:r>
+      <w:proofErr w:type="spellEnd"/>
+      <w:r>
+        <w:rPr>
+          <w:rFonts w:eastAsiaTheme="minorHAnsi"/>
+          <w:sz w:val="28"/>
+          <w:szCs w:val="28"/>
+          <w:lang w:val="uk-UA"/>
+        </w:rPr>
+        <w:t xml:space="preserve"> </w:t>
+      </w:r>
+      <w:proofErr w:type="spellStart"/>
+      <w:r>
+        <w:rPr>
+          <w:rFonts w:eastAsiaTheme="minorHAnsi"/>
+          <w:sz w:val="28"/>
+          <w:szCs w:val="28"/>
+          <w:lang w:val="uk-UA"/>
+        </w:rPr>
+        <w:t>долоні</w:t>
+      </w:r>
+      <w:proofErr w:type="spellEnd"/>
+      <w:r>
+        <w:rPr>
+          <w:rFonts w:eastAsiaTheme="minorHAnsi"/>
+          <w:sz w:val="28"/>
+          <w:szCs w:val="28"/>
+          <w:lang w:val="uk-UA"/>
+        </w:rPr>
+        <w:t xml:space="preserve">, </w:t>
+      </w:r>
+      <w:proofErr w:type="spellStart"/>
+      <w:r>
+        <w:rPr>
+          <w:rFonts w:eastAsiaTheme="minorHAnsi"/>
+          <w:sz w:val="28"/>
+          <w:szCs w:val="28"/>
+          <w:lang w:val="uk-UA"/>
+        </w:rPr>
+        <w:t>обчислення</w:t>
+      </w:r>
+      <w:proofErr w:type="spellEnd"/>
+      <w:r>
+        <w:rPr>
+          <w:rFonts w:eastAsiaTheme="minorHAnsi"/>
+          <w:sz w:val="28"/>
+          <w:szCs w:val="28"/>
+          <w:lang w:val="uk-UA"/>
+        </w:rPr>
+        <w:t xml:space="preserve"> </w:t>
+      </w:r>
+      <w:r>
+        <w:rPr>
+          <w:rFonts w:eastAsiaTheme="minorHAnsi"/>
+          <w:sz w:val="28"/>
+          <w:szCs w:val="28"/>
+          <w:lang w:val="uk-UA"/>
+        </w:rPr>
+        <w:t>точок та формує ознаки</w:t>
+      </w:r>
+      <w:r>
+        <w:rPr>
+          <w:rFonts w:eastAsiaTheme="minorHAnsi"/>
+          <w:sz w:val="28"/>
+          <w:szCs w:val="28"/>
+          <w:lang w:val="uk-UA"/>
+        </w:rPr>
+        <w:t xml:space="preserve">. </w:t>
+      </w:r>
+      <w:proofErr w:type="spellStart"/>
+      <w:r>
+        <w:rPr>
+          <w:rFonts w:eastAsiaTheme="minorHAnsi"/>
+          <w:sz w:val="28"/>
+          <w:szCs w:val="28"/>
+          <w:lang w:val="uk-UA"/>
+        </w:rPr>
+        <w:t>Результат</w:t>
+      </w:r>
+      <w:proofErr w:type="spellEnd"/>
+      <w:r>
+        <w:rPr>
+          <w:rFonts w:eastAsiaTheme="minorHAnsi"/>
+          <w:sz w:val="28"/>
+          <w:szCs w:val="28"/>
+          <w:lang w:val="uk-UA"/>
+        </w:rPr>
+        <w:t xml:space="preserve"> потрапляє у чергу </w:t>
+      </w:r>
+      <w:r>
+        <w:rPr>
+          <w:rFonts w:eastAsiaTheme="minorHAnsi"/>
+          <w:sz w:val="28"/>
+          <w:szCs w:val="28"/>
+          <w:lang w:val="uk-UA"/>
+        </w:rPr>
+        <w:t>дій</w:t>
+      </w:r>
+      <w:r>
+        <w:rPr>
+          <w:rFonts w:eastAsiaTheme="minorHAnsi"/>
+          <w:sz w:val="28"/>
+          <w:szCs w:val="28"/>
+          <w:lang w:val="uk-UA"/>
+        </w:rPr>
+        <w:t xml:space="preserve">. </w:t>
+      </w:r>
+    </w:p>
+    <w:p>
+      <w:pPr>
+        <w:pStyle w:val="a3"/>
+        <w:spacing w:before="0" w:beforeAutospacing="0" w:after="0" w:afterAutospacing="0" w:line="360" w:lineRule="auto"/>
+        <w:ind w:firstLine="426"/>
+        <w:jc w:val="both"/>
+        <w:rPr>
+          <w:rFonts w:eastAsiaTheme="minorHAnsi"/>
+          <w:sz w:val="28"/>
+          <w:szCs w:val="28"/>
+          <w:lang w:val="uk-UA"/>
+        </w:rPr>
+      </w:pPr>
+      <w:r>
+        <w:rPr>
+          <w:rFonts w:eastAsiaTheme="minorHAnsi"/>
+          <w:sz w:val="28"/>
+          <w:szCs w:val="28"/>
+          <w:lang w:val="uk-UA"/>
+        </w:rPr>
+        <w:t xml:space="preserve">Ярус </w:t>
+      </w:r>
+      <w:r>
+        <w:rPr>
+          <w:rFonts w:eastAsiaTheme="minorHAnsi"/>
+          <w:sz w:val="28"/>
+          <w:szCs w:val="28"/>
+          <w:lang w:val="uk-UA"/>
+        </w:rPr>
+        <w:t>команд</w:t>
+      </w:r>
+      <w:r>
+        <w:rPr>
+          <w:rFonts w:eastAsiaTheme="minorHAnsi"/>
+          <w:sz w:val="28"/>
+          <w:szCs w:val="28"/>
+          <w:lang w:val="uk-UA"/>
+        </w:rPr>
+        <w:t xml:space="preserve"> читає з цієї черги, </w:t>
+      </w:r>
+      <w:r>
+        <w:rPr>
+          <w:rFonts w:eastAsiaTheme="minorHAnsi"/>
+          <w:sz w:val="28"/>
+          <w:szCs w:val="28"/>
+          <w:lang w:val="uk-UA"/>
+        </w:rPr>
+        <w:t>обробляє дії</w:t>
+      </w:r>
+      <w:r>
+        <w:rPr>
+          <w:rFonts w:eastAsiaTheme="minorHAnsi"/>
+          <w:sz w:val="28"/>
+          <w:szCs w:val="28"/>
+          <w:lang w:val="uk-UA"/>
+        </w:rPr>
+        <w:t xml:space="preserve">, формує намір </w:t>
+      </w:r>
+      <w:proofErr w:type="spellStart"/>
+      <w:r>
+        <w:rPr>
+          <w:rFonts w:eastAsiaTheme="minorHAnsi"/>
+          <w:sz w:val="28"/>
+          <w:szCs w:val="28"/>
+          <w:lang w:val="uk-UA"/>
+        </w:rPr>
+        <w:t>та</w:t>
+      </w:r>
+      <w:proofErr w:type="spellEnd"/>
+      <w:r>
+        <w:rPr>
+          <w:rFonts w:eastAsiaTheme="minorHAnsi"/>
+          <w:sz w:val="28"/>
+          <w:szCs w:val="28"/>
+          <w:lang w:val="uk-UA"/>
+        </w:rPr>
+        <w:t xml:space="preserve"> </w:t>
+      </w:r>
+      <w:proofErr w:type="spellStart"/>
+      <w:r>
+        <w:rPr>
+          <w:rFonts w:eastAsiaTheme="minorHAnsi"/>
+          <w:sz w:val="28"/>
+          <w:szCs w:val="28"/>
+          <w:lang w:val="uk-UA"/>
+        </w:rPr>
+        <w:t>кладе</w:t>
+      </w:r>
+      <w:proofErr w:type="spellEnd"/>
+      <w:r>
+        <w:rPr>
+          <w:rFonts w:eastAsiaTheme="minorHAnsi"/>
+          <w:sz w:val="28"/>
+          <w:szCs w:val="28"/>
+          <w:lang w:val="uk-UA"/>
+        </w:rPr>
+        <w:t xml:space="preserve"> </w:t>
+      </w:r>
+      <w:proofErr w:type="spellStart"/>
+      <w:r>
+        <w:rPr>
+          <w:rFonts w:eastAsiaTheme="minorHAnsi"/>
+          <w:sz w:val="28"/>
+          <w:szCs w:val="28"/>
+          <w:lang w:val="uk-UA"/>
+        </w:rPr>
+        <w:t>команду</w:t>
+      </w:r>
+      <w:proofErr w:type="spellEnd"/>
+      <w:r>
+        <w:rPr>
+          <w:rFonts w:eastAsiaTheme="minorHAnsi"/>
+          <w:sz w:val="28"/>
+          <w:szCs w:val="28"/>
+          <w:lang w:val="uk-UA"/>
+        </w:rPr>
+        <w:t xml:space="preserve"> у </w:t>
+      </w:r>
+      <w:proofErr w:type="spellStart"/>
+      <w:r>
+        <w:rPr>
+          <w:rFonts w:eastAsiaTheme="minorHAnsi"/>
+          <w:sz w:val="28"/>
+          <w:szCs w:val="28"/>
+          <w:lang w:val="uk-UA"/>
+        </w:rPr>
+        <w:t>чергу</w:t>
+      </w:r>
+      <w:proofErr w:type="spellEnd"/>
+      <w:r>
+        <w:rPr>
+          <w:rFonts w:eastAsiaTheme="minorHAnsi"/>
+          <w:sz w:val="28"/>
+          <w:szCs w:val="28"/>
+          <w:lang w:val="uk-UA"/>
+        </w:rPr>
+        <w:t xml:space="preserve"> </w:t>
+      </w:r>
+      <w:proofErr w:type="spellStart"/>
+      <w:r>
+        <w:rPr>
+          <w:rFonts w:eastAsiaTheme="minorHAnsi"/>
+          <w:sz w:val="28"/>
+          <w:szCs w:val="28"/>
+          <w:lang w:val="uk-UA"/>
+        </w:rPr>
+        <w:t>команд</w:t>
+      </w:r>
+      <w:proofErr w:type="spellEnd"/>
+      <w:r>
+        <w:rPr>
+          <w:rFonts w:eastAsiaTheme="minorHAnsi"/>
+          <w:sz w:val="28"/>
+          <w:szCs w:val="28"/>
+          <w:lang w:val="uk-UA"/>
+        </w:rPr>
+        <w:t xml:space="preserve">. </w:t>
+      </w:r>
+    </w:p>
+    <w:p>
+      <w:pPr>
+        <w:pStyle w:val="a3"/>
+        <w:spacing w:before="0" w:beforeAutospacing="0" w:after="0" w:afterAutospacing="0" w:line="360" w:lineRule="auto"/>
+        <w:ind w:firstLine="426"/>
+        <w:jc w:val="both"/>
+        <w:rPr>
+          <w:rFonts w:eastAsiaTheme="minorHAnsi"/>
+          <w:sz w:val="28"/>
+          <w:szCs w:val="28"/>
+          <w:lang w:val="uk-UA"/>
+        </w:rPr>
+      </w:pPr>
+      <w:r>
+        <w:rPr>
+          <w:rFonts w:eastAsiaTheme="minorHAnsi"/>
+          <w:sz w:val="28"/>
+          <w:szCs w:val="28"/>
+          <w:lang w:val="uk-UA"/>
+        </w:rPr>
+        <w:t xml:space="preserve">Ярус UI OS витягує команди, надсилає події у систему і оновлює підказки на екрані. </w:t>
+      </w:r>
+    </w:p>
+    <w:p>
+      <w:pPr>
+        <w:pStyle w:val="a3"/>
+        <w:spacing w:before="0" w:beforeAutospacing="0" w:after="0" w:afterAutospacing="0" w:line="360" w:lineRule="auto"/>
+        <w:ind w:firstLine="426"/>
+        <w:jc w:val="both"/>
+        <w:rPr>
+          <w:rFonts w:eastAsiaTheme="minorHAnsi"/>
+          <w:sz w:val="28"/>
+          <w:szCs w:val="28"/>
+          <w:lang w:val="uk-UA"/>
+        </w:rPr>
+      </w:pPr>
+      <w:r>
+        <w:rPr>
+          <w:rFonts w:eastAsiaTheme="minorHAnsi"/>
+          <w:sz w:val="28"/>
+          <w:szCs w:val="28"/>
+          <w:lang w:val="uk-UA"/>
+        </w:rPr>
+        <w:t>Уся схема зображена на рисунку 2.</w:t>
+      </w:r>
+    </w:p>
+    <w:p>
+      <w:pPr>
+        <w:pStyle w:val="a3"/>
+        <w:spacing w:before="0" w:beforeAutospacing="0" w:after="0" w:afterAutospacing="0" w:line="360" w:lineRule="auto"/>
+        <w:ind w:firstLine="426"/>
+        <w:jc w:val="both"/>
+        <w:rPr>
+          <w:rFonts w:eastAsiaTheme="minorHAnsi"/>
+          <w:sz w:val="28"/>
+          <w:szCs w:val="28"/>
+          <w:lang w:val="uk-UA"/>
+        </w:rPr>
+      </w:pPr>
+    </w:p>
+    <w:p>
+      <w:pPr>
+        <w:pStyle w:val="a3"/>
+        <w:spacing w:before="0" w:beforeAutospacing="0" w:after="0" w:afterAutospacing="0" w:line="360" w:lineRule="auto"/>
+        <w:ind w:firstLine="426"/>
+        <w:jc w:val="both"/>
+        <w:rPr>
+          <w:rFonts w:eastAsiaTheme="minorHAnsi"/>
+          <w:sz w:val="28"/>
+          <w:szCs w:val="28"/>
+          <w:lang w:val="uk-UA"/>
+        </w:rPr>
+      </w:pPr>
+      <w:r>
+        <w:rPr>
+          <w:rFonts w:eastAsiaTheme="minorHAnsi"/>
+          <w:noProof/>
+          <w:sz w:val="28"/>
+          <w:szCs w:val="28"/>
+        </w:rPr>
+        <w:drawing>
+          <wp:inline distT="0" distB="0" distL="0" distR="0">
+            <wp:extent cx="6152515" cy="874395"/>
+            <wp:effectExtent l="0" t="0" r="635" b="1905"/>
+            <wp:docPr id="5" name="Рисунок 5"/>
+            <wp:cNvGraphicFramePr>
+              <a:graphicFrameLocks xmlns:a="http://schemas.openxmlformats.org/drawingml/2006/main" noChangeAspect="1"/>
+            </wp:cNvGraphicFramePr>
+            <a:graphic xmlns:a="http://schemas.openxmlformats.org/drawingml/2006/main">
+              <a:graphicData uri="http://schemas.openxmlformats.org/drawingml/2006/picture">
+                <pic:pic xmlns:pic="http://schemas.openxmlformats.org/drawingml/2006/picture">
+                  <pic:nvPicPr>
+                    <pic:cNvPr id="5" name="Untitled Diagram.drawio.png"/>
+                    <pic:cNvPicPr/>
+                  </pic:nvPicPr>
+                  <pic:blipFill>
+                    <a:blip r:embed="rId6" cstate="print">
+                      <a:extLst>
+                        <a:ext uri="{28A0092B-C50C-407E-A947-70E740481C1C}">
+                          <a14:useLocalDpi xmlns:a14="http://schemas.microsoft.com/office/drawing/2010/main" val="0"/>
+                        </a:ext>
+                      </a:extLst>
+                    </a:blip>
+                    <a:stretch>
+                      <a:fillRect/>
+                    </a:stretch>
+                  </pic:blipFill>
+                  <pic:spPr>
+                    <a:xfrm>
+                      <a:off x="0" y="0"/>
+                      <a:ext cx="6152515" cy="874395"/>
+                    </a:xfrm>
+                    <a:prstGeom prst="rect">
+                      <a:avLst/>
+                    </a:prstGeom>
+                  </pic:spPr>
+                </pic:pic>
+              </a:graphicData>
+            </a:graphic>
+          </wp:inline>
+        </w:drawing>
+      </w:r>
+    </w:p>
+    <w:p>
+      <w:pPr>
+        <w:pStyle w:val="a3"/>
+        <w:spacing w:before="0" w:beforeAutospacing="0" w:after="0" w:afterAutospacing="0" w:line="360" w:lineRule="auto"/>
+        <w:ind w:firstLine="426"/>
+        <w:jc w:val="center"/>
+        <w:rPr>
+          <w:rFonts w:eastAsiaTheme="minorHAnsi"/>
+          <w:bCs/>
+          <w:sz w:val="28"/>
+          <w:szCs w:val="28"/>
+          <w:lang w:val="uk-UA"/>
+        </w:rPr>
+      </w:pPr>
+      <w:r>
+        <w:rPr>
+          <w:rFonts w:eastAsiaTheme="minorHAnsi"/>
+          <w:bCs/>
+          <w:sz w:val="28"/>
+          <w:szCs w:val="28"/>
+          <w:lang w:val="uk-UA"/>
+        </w:rPr>
+        <w:t xml:space="preserve">Рисунок 2 – </w:t>
+      </w:r>
+      <w:r>
+        <w:rPr>
+          <w:rFonts w:eastAsiaTheme="minorHAnsi"/>
+          <w:bCs/>
+          <w:sz w:val="28"/>
+          <w:szCs w:val="28"/>
+          <w:lang w:val="uk-UA"/>
+        </w:rPr>
+        <w:t>Паралельно ярусна модель.</w:t>
+      </w:r>
+    </w:p>
+    <w:p>
+      <w:pPr>
+        <w:pStyle w:val="a3"/>
+        <w:spacing w:before="0" w:beforeAutospacing="0" w:after="0" w:afterAutospacing="0" w:line="360" w:lineRule="auto"/>
+        <w:ind w:firstLine="426"/>
+        <w:jc w:val="both"/>
+        <w:rPr>
+          <w:rFonts w:eastAsiaTheme="minorHAnsi"/>
+          <w:sz w:val="28"/>
+          <w:szCs w:val="28"/>
+          <w:lang w:val="uk-UA"/>
+        </w:rPr>
+      </w:pPr>
+    </w:p>
+    <w:p>
+      <w:pPr>
+        <w:pStyle w:val="a3"/>
+        <w:spacing w:before="0" w:beforeAutospacing="0" w:after="0" w:afterAutospacing="0" w:line="360" w:lineRule="auto"/>
+        <w:ind w:firstLine="426"/>
+        <w:jc w:val="both"/>
+        <w:rPr>
+          <w:rFonts w:eastAsiaTheme="minorHAnsi"/>
+          <w:sz w:val="28"/>
+          <w:szCs w:val="28"/>
+          <w:lang w:val="uk-UA"/>
+        </w:rPr>
+      </w:pPr>
+      <w:bookmarkStart w:id="0" w:name="_GoBack"/>
+      <w:bookmarkEnd w:id="0"/>
+      <w:r>
+        <w:rPr>
+          <w:rFonts w:eastAsiaTheme="minorHAnsi"/>
+          <w:sz w:val="28"/>
+          <w:szCs w:val="28"/>
+          <w:lang w:val="uk-UA"/>
+        </w:rPr>
+        <w:t xml:space="preserve">Обчислення у ярусі </w:t>
+      </w:r>
+      <w:r>
+        <w:rPr>
+          <w:rFonts w:eastAsiaTheme="minorHAnsi"/>
+          <w:sz w:val="28"/>
+          <w:szCs w:val="28"/>
+          <w:lang w:val="uk-UA"/>
+        </w:rPr>
+        <w:t xml:space="preserve">виявлення </w:t>
+      </w:r>
+      <w:proofErr w:type="spellStart"/>
+      <w:r>
+        <w:rPr>
+          <w:rFonts w:eastAsiaTheme="minorHAnsi"/>
+          <w:sz w:val="28"/>
+          <w:szCs w:val="28"/>
+          <w:lang w:val="uk-UA"/>
+        </w:rPr>
+        <w:t>лодонь</w:t>
+      </w:r>
+      <w:proofErr w:type="spellEnd"/>
+      <w:r>
+        <w:rPr>
+          <w:rFonts w:eastAsiaTheme="minorHAnsi"/>
+          <w:sz w:val="28"/>
+          <w:szCs w:val="28"/>
+          <w:lang w:val="uk-UA"/>
+        </w:rPr>
+        <w:t xml:space="preserve"> планується виконувати на GPU у моделі SIMT. Це скорочує час </w:t>
+      </w:r>
+      <w:proofErr w:type="spellStart"/>
+      <w:r>
+        <w:rPr>
+          <w:rFonts w:eastAsiaTheme="minorHAnsi"/>
+          <w:sz w:val="28"/>
+          <w:szCs w:val="28"/>
+          <w:lang w:val="uk-UA"/>
+        </w:rPr>
+        <w:t>препроцесингу</w:t>
+      </w:r>
+      <w:proofErr w:type="spellEnd"/>
+      <w:r>
+        <w:rPr>
+          <w:rFonts w:eastAsiaTheme="minorHAnsi"/>
+          <w:sz w:val="28"/>
+          <w:szCs w:val="28"/>
+          <w:lang w:val="uk-UA"/>
+        </w:rPr>
+        <w:t xml:space="preserve">, </w:t>
+      </w:r>
+      <w:proofErr w:type="spellStart"/>
+      <w:r>
+        <w:rPr>
+          <w:rFonts w:eastAsiaTheme="minorHAnsi"/>
+          <w:sz w:val="28"/>
+          <w:szCs w:val="28"/>
+          <w:lang w:val="uk-UA"/>
+        </w:rPr>
+        <w:t>детекції</w:t>
+      </w:r>
+      <w:proofErr w:type="spellEnd"/>
+      <w:r>
+        <w:rPr>
+          <w:rFonts w:eastAsiaTheme="minorHAnsi"/>
+          <w:sz w:val="28"/>
+          <w:szCs w:val="28"/>
+          <w:lang w:val="uk-UA"/>
+        </w:rPr>
+        <w:t xml:space="preserve"> та </w:t>
+      </w:r>
+      <w:r>
+        <w:rPr>
+          <w:rFonts w:eastAsiaTheme="minorHAnsi"/>
+          <w:sz w:val="28"/>
+          <w:szCs w:val="28"/>
+          <w:lang w:val="uk-UA"/>
+        </w:rPr>
+        <w:t>точок</w:t>
+      </w:r>
+      <w:r>
+        <w:rPr>
+          <w:rFonts w:eastAsiaTheme="minorHAnsi"/>
+          <w:sz w:val="28"/>
+          <w:szCs w:val="28"/>
+          <w:lang w:val="uk-UA"/>
+        </w:rPr>
+        <w:t xml:space="preserve">. </w:t>
+      </w:r>
+    </w:p>
+    <w:p>
+      <w:pPr>
         <w:pStyle w:val="a7"/>
         <w:spacing w:after="0" w:line="360" w:lineRule="auto"/>
         <w:ind w:left="0" w:firstLine="426"/>
@@ -1035,411 +2285,6 @@
           <w:lang w:val="uk-UA"/>
         </w:rPr>
       </w:pPr>
-      <w:r>
-        <w:rPr>
-          <w:rFonts w:ascii="Times New Roman" w:hAnsi="Times New Roman" w:cs="Times New Roman"/>
-          <w:sz w:val="28"/>
-          <w:szCs w:val="28"/>
-          <w:lang w:val="uk-UA"/>
-        </w:rPr>
-        <w:t xml:space="preserve">У паралельному вигляді конвеєр розподіляється на незалежні яруси, що працюють одночасно та обмінюються даними через кільцеві буфери або неблокуючі черги. </w:t>
-      </w:r>
-    </w:p>
-    <w:p>
-      <w:pPr>
-        <w:pStyle w:val="a7"/>
-        <w:spacing w:after="0" w:line="360" w:lineRule="auto"/>
-        <w:ind w:left="0" w:firstLine="426"/>
-        <w:jc w:val="both"/>
-        <w:rPr>
-          <w:rFonts w:ascii="Times New Roman" w:hAnsi="Times New Roman" w:cs="Times New Roman"/>
-          <w:sz w:val="28"/>
-          <w:szCs w:val="28"/>
-          <w:lang w:val="uk-UA"/>
-        </w:rPr>
-      </w:pPr>
-      <w:r>
-        <w:rPr>
-          <w:rFonts w:ascii="Times New Roman" w:hAnsi="Times New Roman" w:cs="Times New Roman"/>
-          <w:sz w:val="28"/>
-          <w:szCs w:val="28"/>
-          <w:lang w:val="uk-UA"/>
-        </w:rPr>
-        <w:t xml:space="preserve">Захоплення відео відбувається безперервно та не блокує інші етапи. Визначення </w:t>
-      </w:r>
-      <w:r>
-        <w:rPr>
-          <w:rFonts w:ascii="Times New Roman" w:hAnsi="Times New Roman" w:cs="Times New Roman"/>
-          <w:sz w:val="28"/>
-          <w:szCs w:val="28"/>
-          <w:lang w:val="uk-UA"/>
-        </w:rPr>
-        <w:t xml:space="preserve">точок </w:t>
-      </w:r>
-      <w:proofErr w:type="spellStart"/>
-      <w:r>
-        <w:rPr>
-          <w:rFonts w:ascii="Times New Roman" w:hAnsi="Times New Roman" w:cs="Times New Roman"/>
-          <w:sz w:val="28"/>
-          <w:szCs w:val="28"/>
-          <w:lang w:val="uk-UA"/>
-        </w:rPr>
-        <w:t>лодоні</w:t>
-      </w:r>
-      <w:proofErr w:type="spellEnd"/>
-      <w:r>
-        <w:rPr>
-          <w:rFonts w:ascii="Times New Roman" w:hAnsi="Times New Roman" w:cs="Times New Roman"/>
-          <w:sz w:val="28"/>
-          <w:szCs w:val="28"/>
-          <w:lang w:val="uk-UA"/>
-        </w:rPr>
-        <w:t xml:space="preserve"> виконується окремо від оновлення інтерфейсу, що зменшує затримку взаємодії. Логіка станів отримує готові ознаки</w:t>
-      </w:r>
-      <w:r>
-        <w:rPr>
-          <w:rFonts w:ascii="Times New Roman" w:hAnsi="Times New Roman" w:cs="Times New Roman"/>
-          <w:sz w:val="28"/>
-          <w:szCs w:val="28"/>
-          <w:lang w:val="uk-UA"/>
-        </w:rPr>
-        <w:t xml:space="preserve"> </w:t>
-      </w:r>
-      <w:r>
-        <w:rPr>
-          <w:rFonts w:ascii="Times New Roman" w:hAnsi="Times New Roman" w:cs="Times New Roman"/>
-          <w:sz w:val="28"/>
-          <w:szCs w:val="28"/>
-          <w:lang w:val="uk-UA"/>
-        </w:rPr>
-        <w:t xml:space="preserve">після чого формує команду. Відправлення подій у систему та оновлення підказок йдуть у своєму потоці, не заважаючи захопленню та аналізу кадрів. Критичні секції зведено до мінімуму, а остаточне рішення про дію приймається послідовно, що унеможливлює конфлікти доступу. Паралельно-ярусну модель наведено на рисунку </w:t>
-      </w:r>
-      <w:r>
-        <w:rPr>
-          <w:rFonts w:ascii="Times New Roman" w:hAnsi="Times New Roman" w:cs="Times New Roman"/>
-          <w:sz w:val="28"/>
-          <w:szCs w:val="28"/>
-          <w:lang w:val="uk-UA"/>
-        </w:rPr>
-        <w:t>2</w:t>
-      </w:r>
-      <w:bookmarkStart w:id="0" w:name="_GoBack"/>
-      <w:bookmarkEnd w:id="0"/>
-      <w:r>
-        <w:rPr>
-          <w:rFonts w:ascii="Times New Roman" w:hAnsi="Times New Roman" w:cs="Times New Roman"/>
-          <w:sz w:val="28"/>
-          <w:szCs w:val="28"/>
-          <w:lang w:val="uk-UA"/>
-        </w:rPr>
-        <w:t xml:space="preserve">. </w:t>
-      </w:r>
-    </w:p>
-    <w:p>
-      <w:pPr>
-        <w:pStyle w:val="a7"/>
-        <w:spacing w:after="0" w:line="360" w:lineRule="auto"/>
-        <w:ind w:left="0" w:firstLine="426"/>
-        <w:jc w:val="both"/>
-        <w:rPr>
-          <w:rFonts w:ascii="Times New Roman" w:hAnsi="Times New Roman" w:cs="Times New Roman"/>
-          <w:sz w:val="28"/>
-          <w:szCs w:val="28"/>
-          <w:lang w:val="uk-UA"/>
-        </w:rPr>
-      </w:pPr>
-    </w:p>
-    <w:p>
-      <w:pPr>
-        <w:pStyle w:val="a7"/>
-        <w:spacing w:after="0" w:line="360" w:lineRule="auto"/>
-        <w:ind w:left="0" w:firstLine="426"/>
-        <w:jc w:val="both"/>
-        <w:rPr>
-          <w:rFonts w:ascii="Times New Roman" w:hAnsi="Times New Roman" w:cs="Times New Roman"/>
-          <w:sz w:val="28"/>
-          <w:szCs w:val="28"/>
-          <w:lang w:val="uk-UA"/>
-        </w:rPr>
-      </w:pPr>
-    </w:p>
-    <w:p>
-      <w:pPr>
-        <w:pStyle w:val="a7"/>
-        <w:spacing w:after="0" w:line="360" w:lineRule="auto"/>
-        <w:ind w:left="0" w:firstLine="426"/>
-        <w:jc w:val="both"/>
-        <w:rPr>
-          <w:rFonts w:ascii="Times New Roman" w:hAnsi="Times New Roman" w:cs="Times New Roman"/>
-          <w:sz w:val="28"/>
-          <w:szCs w:val="28"/>
-          <w:lang w:val="uk-UA"/>
-        </w:rPr>
-      </w:pPr>
-    </w:p>
-    <w:p>
-      <w:pPr>
-        <w:pStyle w:val="a7"/>
-        <w:spacing w:after="0" w:line="360" w:lineRule="auto"/>
-        <w:ind w:left="0" w:firstLine="426"/>
-        <w:jc w:val="both"/>
-        <w:rPr>
-          <w:rFonts w:ascii="Times New Roman" w:hAnsi="Times New Roman" w:cs="Times New Roman"/>
-          <w:sz w:val="28"/>
-          <w:szCs w:val="28"/>
-          <w:lang w:val="uk-UA"/>
-        </w:rPr>
-      </w:pPr>
-      <w:r>
-        <w:rPr>
-          <w:rFonts w:ascii="Times New Roman" w:hAnsi="Times New Roman" w:cs="Times New Roman"/>
-          <w:sz w:val="28"/>
-          <w:szCs w:val="28"/>
-          <w:lang w:val="uk-UA"/>
-        </w:rPr>
-        <w:lastRenderedPageBreak/>
-        <w:t>На діаграмі позначено межі між ярусами «</w:t>
-      </w:r>
-      <w:proofErr w:type="spellStart"/>
-      <w:r>
-        <w:rPr>
-          <w:rFonts w:ascii="Times New Roman" w:hAnsi="Times New Roman" w:cs="Times New Roman"/>
-          <w:sz w:val="28"/>
-          <w:szCs w:val="28"/>
-          <w:lang w:val="uk-UA"/>
-        </w:rPr>
-        <w:t>Capture</w:t>
-      </w:r>
-      <w:proofErr w:type="spellEnd"/>
-      <w:r>
-        <w:rPr>
-          <w:rFonts w:ascii="Times New Roman" w:hAnsi="Times New Roman" w:cs="Times New Roman"/>
-          <w:sz w:val="28"/>
-          <w:szCs w:val="28"/>
-          <w:lang w:val="uk-UA"/>
-        </w:rPr>
-        <w:t xml:space="preserve"> → </w:t>
-      </w:r>
-      <w:proofErr w:type="spellStart"/>
-      <w:r>
-        <w:rPr>
-          <w:rFonts w:ascii="Times New Roman" w:hAnsi="Times New Roman" w:cs="Times New Roman"/>
-          <w:sz w:val="28"/>
-          <w:szCs w:val="28"/>
-          <w:lang w:val="uk-UA"/>
-        </w:rPr>
-        <w:t>Detect</w:t>
-      </w:r>
-      <w:proofErr w:type="spellEnd"/>
-      <w:r>
-        <w:rPr>
-          <w:rFonts w:ascii="Times New Roman" w:hAnsi="Times New Roman" w:cs="Times New Roman"/>
-          <w:sz w:val="28"/>
-          <w:szCs w:val="28"/>
-          <w:lang w:val="uk-UA"/>
-        </w:rPr>
-        <w:t xml:space="preserve"> → FSM → UI/OS», показано напрямки потоків даних, місця синхронізації та буфери. Якщо використовується GPU, </w:t>
-      </w:r>
-      <w:proofErr w:type="spellStart"/>
-      <w:r>
-        <w:rPr>
-          <w:rFonts w:ascii="Times New Roman" w:hAnsi="Times New Roman" w:cs="Times New Roman"/>
-          <w:sz w:val="28"/>
-          <w:szCs w:val="28"/>
-          <w:lang w:val="uk-UA"/>
-        </w:rPr>
-        <w:t>обчислювально</w:t>
-      </w:r>
-      <w:proofErr w:type="spellEnd"/>
-      <w:r>
-        <w:rPr>
-          <w:rFonts w:ascii="Times New Roman" w:hAnsi="Times New Roman" w:cs="Times New Roman"/>
-          <w:sz w:val="28"/>
-          <w:szCs w:val="28"/>
-          <w:lang w:val="uk-UA"/>
-        </w:rPr>
-        <w:t xml:space="preserve"> насичені ділянки подаються у SIMT-моделі: один потік обробляє один піксель, один </w:t>
-      </w:r>
-      <w:proofErr w:type="spellStart"/>
-      <w:r>
-        <w:rPr>
-          <w:rFonts w:ascii="Times New Roman" w:hAnsi="Times New Roman" w:cs="Times New Roman"/>
-          <w:sz w:val="28"/>
-          <w:szCs w:val="28"/>
-          <w:lang w:val="uk-UA"/>
-        </w:rPr>
-        <w:t>лендмарк</w:t>
-      </w:r>
-      <w:proofErr w:type="spellEnd"/>
-      <w:r>
-        <w:rPr>
-          <w:rFonts w:ascii="Times New Roman" w:hAnsi="Times New Roman" w:cs="Times New Roman"/>
-          <w:sz w:val="28"/>
-          <w:szCs w:val="28"/>
-          <w:lang w:val="uk-UA"/>
-        </w:rPr>
-        <w:t xml:space="preserve"> або одне </w:t>
-      </w:r>
-      <w:proofErr w:type="spellStart"/>
-      <w:r>
-        <w:rPr>
-          <w:rFonts w:ascii="Times New Roman" w:hAnsi="Times New Roman" w:cs="Times New Roman"/>
-          <w:sz w:val="28"/>
-          <w:szCs w:val="28"/>
-          <w:lang w:val="uk-UA"/>
-        </w:rPr>
-        <w:t>часовe</w:t>
-      </w:r>
-      <w:proofErr w:type="spellEnd"/>
-      <w:r>
-        <w:rPr>
-          <w:rFonts w:ascii="Times New Roman" w:hAnsi="Times New Roman" w:cs="Times New Roman"/>
-          <w:sz w:val="28"/>
-          <w:szCs w:val="28"/>
-          <w:lang w:val="uk-UA"/>
-        </w:rPr>
-        <w:t xml:space="preserve"> вікно, гілкування мінімізується масками, доступ до пам’яті організовано щільними блоками для </w:t>
-      </w:r>
-      <w:proofErr w:type="spellStart"/>
-      <w:r>
-        <w:rPr>
-          <w:rFonts w:ascii="Times New Roman" w:hAnsi="Times New Roman" w:cs="Times New Roman"/>
-          <w:sz w:val="28"/>
-          <w:szCs w:val="28"/>
-          <w:lang w:val="uk-UA"/>
-        </w:rPr>
-        <w:t>коалесування</w:t>
-      </w:r>
-      <w:proofErr w:type="spellEnd"/>
-      <w:r>
-        <w:rPr>
-          <w:rFonts w:ascii="Times New Roman" w:hAnsi="Times New Roman" w:cs="Times New Roman"/>
-          <w:sz w:val="28"/>
-          <w:szCs w:val="28"/>
-          <w:lang w:val="uk-UA"/>
-        </w:rPr>
-        <w:t xml:space="preserve">. [Тут вставити рисунок 4: «Паралельно-ярусна модель: </w:t>
-      </w:r>
-      <w:proofErr w:type="spellStart"/>
-      <w:r>
-        <w:rPr>
-          <w:rFonts w:ascii="Times New Roman" w:hAnsi="Times New Roman" w:cs="Times New Roman"/>
-          <w:sz w:val="28"/>
-          <w:szCs w:val="28"/>
-          <w:lang w:val="uk-UA"/>
-        </w:rPr>
-        <w:t>Capture</w:t>
-      </w:r>
-      <w:proofErr w:type="spellEnd"/>
-      <w:r>
-        <w:rPr>
-          <w:rFonts w:ascii="Times New Roman" w:hAnsi="Times New Roman" w:cs="Times New Roman"/>
-          <w:sz w:val="28"/>
-          <w:szCs w:val="28"/>
-          <w:lang w:val="uk-UA"/>
-        </w:rPr>
-        <w:t xml:space="preserve"> → </w:t>
-      </w:r>
-      <w:proofErr w:type="spellStart"/>
-      <w:r>
-        <w:rPr>
-          <w:rFonts w:ascii="Times New Roman" w:hAnsi="Times New Roman" w:cs="Times New Roman"/>
-          <w:sz w:val="28"/>
-          <w:szCs w:val="28"/>
-          <w:lang w:val="uk-UA"/>
-        </w:rPr>
-        <w:t>Detect</w:t>
-      </w:r>
-      <w:proofErr w:type="spellEnd"/>
-      <w:r>
-        <w:rPr>
-          <w:rFonts w:ascii="Times New Roman" w:hAnsi="Times New Roman" w:cs="Times New Roman"/>
-          <w:sz w:val="28"/>
-          <w:szCs w:val="28"/>
-          <w:lang w:val="uk-UA"/>
-        </w:rPr>
-        <w:t xml:space="preserve"> → FSM → UI/OS; буфери й точки синхронізації»] Після ілюстрації </w:t>
-      </w:r>
-      <w:proofErr w:type="spellStart"/>
-      <w:r>
-        <w:rPr>
-          <w:rFonts w:ascii="Times New Roman" w:hAnsi="Times New Roman" w:cs="Times New Roman"/>
-          <w:sz w:val="28"/>
-          <w:szCs w:val="28"/>
-          <w:lang w:val="uk-UA"/>
-        </w:rPr>
-        <w:t>формулюється</w:t>
-      </w:r>
-      <w:proofErr w:type="spellEnd"/>
-      <w:r>
-        <w:rPr>
-          <w:rFonts w:ascii="Times New Roman" w:hAnsi="Times New Roman" w:cs="Times New Roman"/>
-          <w:sz w:val="28"/>
-          <w:szCs w:val="28"/>
-          <w:lang w:val="uk-UA"/>
-        </w:rPr>
-        <w:t xml:space="preserve"> підсумок: такий поділ зменшує </w:t>
-      </w:r>
-      <w:proofErr w:type="spellStart"/>
-      <w:r>
-        <w:rPr>
-          <w:rFonts w:ascii="Times New Roman" w:hAnsi="Times New Roman" w:cs="Times New Roman"/>
-          <w:sz w:val="28"/>
-          <w:szCs w:val="28"/>
-          <w:lang w:val="uk-UA"/>
-        </w:rPr>
-        <w:t>end-to-end</w:t>
-      </w:r>
-      <w:proofErr w:type="spellEnd"/>
-      <w:r>
-        <w:rPr>
-          <w:rFonts w:ascii="Times New Roman" w:hAnsi="Times New Roman" w:cs="Times New Roman"/>
-          <w:sz w:val="28"/>
-          <w:szCs w:val="28"/>
-          <w:lang w:val="uk-UA"/>
-        </w:rPr>
-        <w:t xml:space="preserve"> затримку, краще </w:t>
-      </w:r>
-      <w:proofErr w:type="spellStart"/>
-      <w:r>
-        <w:rPr>
-          <w:rFonts w:ascii="Times New Roman" w:hAnsi="Times New Roman" w:cs="Times New Roman"/>
-          <w:sz w:val="28"/>
-          <w:szCs w:val="28"/>
-          <w:lang w:val="uk-UA"/>
-        </w:rPr>
-        <w:t>задіює</w:t>
-      </w:r>
-      <w:proofErr w:type="spellEnd"/>
-      <w:r>
-        <w:rPr>
-          <w:rFonts w:ascii="Times New Roman" w:hAnsi="Times New Roman" w:cs="Times New Roman"/>
-          <w:sz w:val="28"/>
-          <w:szCs w:val="28"/>
-          <w:lang w:val="uk-UA"/>
-        </w:rPr>
-        <w:t xml:space="preserve"> ресурси CPU та GPU, зберігає просту логіку прийняття рішень і забезпечує масштабованість під </w:t>
-      </w:r>
-      <w:proofErr w:type="spellStart"/>
-      <w:r>
-        <w:rPr>
-          <w:rFonts w:ascii="Times New Roman" w:hAnsi="Times New Roman" w:cs="Times New Roman"/>
-          <w:sz w:val="28"/>
-          <w:szCs w:val="28"/>
-          <w:lang w:val="uk-UA"/>
-        </w:rPr>
-        <w:t>багаторучні</w:t>
-      </w:r>
-      <w:proofErr w:type="spellEnd"/>
-      <w:r>
-        <w:rPr>
-          <w:rFonts w:ascii="Times New Roman" w:hAnsi="Times New Roman" w:cs="Times New Roman"/>
-          <w:sz w:val="28"/>
-          <w:szCs w:val="28"/>
-          <w:lang w:val="uk-UA"/>
-        </w:rPr>
-        <w:t xml:space="preserve"> або багатокористувацькі сценарії.</w:t>
-      </w:r>
     </w:p>
     <w:sectPr>
       <w:pgSz w:w="12240" w:h="15840"/>
@@ -2609,7 +3454,6 @@
     <w:name w:val="Normal (Web)"/>
     <w:basedOn w:val="a"/>
     <w:uiPriority w:val="99"/>
-    <w:semiHidden/>
     <w:unhideWhenUsed/>
     <w:rsid w:val="00C133FC"/>
     <w:pPr>
